--- a/c05/FILM-Excel-05-Dictionar.docx
+++ b/c05/FILM-Excel-05-Dictionar.docx
@@ -68,7 +68,7 @@
           <w:rFonts w:ascii="Calibri" w:hAnsi="Calibri"/>
           <w:sz w:val="20"/>
         </w:rPr>
-        <w:t>Setul este structural curat. Acum il intrebam ce contine.</w:t>
+        <w:t>Tabelul este curat. Dar știm ce conține?</w:t>
       </w:r>
     </w:p>
     <w:p>
@@ -92,7 +92,7 @@
           <w:rFonts w:ascii="Calibri" w:hAnsi="Calibri"/>
           <w:sz w:val="20"/>
         </w:rPr>
-        <w:t>C04 a normalizat tabelul. C05 face inventarul CALITATIV: cate etichete distincte pe coloana, dictionarul exhaustiv, granularitatea atomica, tipologia coloanelor (cardinalitate mica vs mare).</w:t>
+        <w:t>C04 a normalizat tabelul. C05 transformă tabelul curat într-un teritoriu pe care îl poți enumera: câte etichete distincte pe coloană, dicționarul exhaustiv, granularitatea atomică, tipologia coloanelor (cardinalitate mică vs mare). C01-C04 răspund «pot avea încredere în set?»; C05 răspunde «știu ce există în el?».</w:t>
       </w:r>
     </w:p>
     <w:p>
@@ -140,7 +140,7 @@
           <w:rFonts w:ascii="Calibri" w:hAnsi="Calibri"/>
           <w:sz w:val="20"/>
         </w:rPr>
-        <w:t>Inventar de etichete + profil structural complet. 15 clienti, 4 categorii produs, 12 cantitati.</w:t>
+        <w:t>Setul nu mai este o masă de date. Acum are hartă.</w:t>
       </w:r>
     </w:p>
     <w:p>
@@ -231,7 +231,7 @@
           <w:b w:val="0"/>
           <w:sz w:val="20"/>
         </w:rPr>
-        <w:t>Te uiți la un tabel. Astăzi am aflat din ce categorii e de fapt făcut.</w:t>
+        <w:t>Te uitai la un tabel. Acum vezi universul lui.</w:t>
       </w:r>
     </w:p>
     <w:p>
@@ -375,7 +375,7 @@
           <w:b w:val="0"/>
           <w:sz w:val="20"/>
         </w:rPr>
-        <w:t>O etichetă presupusă nu este o etichetă confirmată. COUNTUNIQUE și COUNTIF decid.</w:t>
+        <w:t>O categorie presupusă nu este una confirmată. Sistemul decide.</w:t>
       </w:r>
     </w:p>
     <w:p>
@@ -471,7 +471,7 @@
           <w:b w:val="0"/>
           <w:sz w:val="20"/>
         </w:rPr>
-        <w:t>Era o coloană de text. De data asta, știu fiecare categorie din ea.</w:t>
+        <w:t>Datele au încetat să fie text. Au devenit cunoaștere.</w:t>
       </w:r>
     </w:p>
     <w:p>
@@ -495,7 +495,7 @@
           <w:rFonts w:ascii="Calibri" w:hAnsi="Calibri"/>
           <w:sz w:val="20"/>
         </w:rPr>
-        <w:t>Constructia 05 CLASIFICAREA DATELOR preia tabelul predat de constructia precedenta. C04 a normalizat tabelul. C05 face inventarul CALITATIV: cate etichete distincte pe coloana, dictionarul exhaustiv, granularitatea atomica, tipologia coloanelor (cardinalitate mica vs mare).</w:t>
+        <w:t>Construcția 05 CLASIFICAREA DATELOR preia tabelul predat de construcția precedentă. C04 a normalizat tabelul. C05 transformă tabelul curat într-un teritoriu pe care îl poți enumera: câte etichete distincte pe coloană, dicționarul exhaustiv, granularitatea atomică, tipologia coloanelor (cardinalitate mică vs mare).</w:t>
       </w:r>
     </w:p>
     <w:p>
@@ -507,7 +507,7 @@
           <w:rFonts w:ascii="Calibri" w:hAnsi="Calibri"/>
           <w:sz w:val="20"/>
         </w:rPr>
-        <w:t>Inventar de etichete + profil structural complet. 15 clienti, 4 categorii produs, 12 cantitati.</w:t>
+        <w:t>Setul nu mai este o masă de date. Acum are hartă.</w:t>
       </w:r>
     </w:p>
     <w:p>

--- a/c05/FILM-Excel-05-Dictionar.docx
+++ b/c05/FILM-Excel-05-Dictionar.docx
@@ -165,6 +165,51 @@
           <w:sz w:val="20"/>
         </w:rPr>
         <w:t>Un set cunoscut. Apoi orice decizie.</w:t>
+      </w:r>
+    </w:p>
+    <w:p>
+      <w:r>
+        <w:t>ARC TRANSFORMARE · CINE DEVINE CURSANTUL</w:t>
+      </w:r>
+    </w:p>
+    <w:p>
+      <w:r>
+        <w:t>Stratul pedagogic din HTML-Studiu (sursa de adevar a arcului, propagat de aici). Doua voci: TU (persoana a II-a) vs DATE (tehnic).</w:t>
+      </w:r>
+    </w:p>
+    <w:p>
+      <w:r>
+        <w:t>BOMBA (idee dominanta): Tabelul este curat. Dar stim ce contine?</w:t>
+      </w:r>
+    </w:p>
+    <w:p>
+      <w:r>
+        <w:t>SUNA CUNOSCUT (recunoastere): Lucrezi cu un set predat ca fiind curat. Si totusi: iei decizii pe categorii pe care nu le-ai numarat, presupui ce valori exista intr-o coloana, afli de o eticheta noua abia cand strica un raport.</w:t>
+      </w:r>
+    </w:p>
+    <w:p>
+      <w:r>
+        <w:t>GRESEALA CLASICA: Oamenii presupun ce contine setul. Profesionistii il enumera.</w:t>
+      </w:r>
+    </w:p>
+    <w:p>
+      <w:r>
+        <w:t>AHA (varf): Nu cunosti un set pana nu il poti enumera.</w:t>
+      </w:r>
+    </w:p>
+    <w:p>
+      <w:r>
+        <w:t>CINE DEVII (promisiune): Nu mai vezi coloane. Vezi un teritoriu.</w:t>
+      </w:r>
+    </w:p>
+    <w:p>
+      <w:r>
+        <w:t>INAINTE -&gt; DUPA: categorii presupuse / valori necunoscute / set ca masa de date  -&gt;  categorii enumerate / cardinalitati cunoscute / set ca teritoriu.</w:t>
+      </w:r>
+    </w:p>
+    <w:p>
+      <w:r>
+        <w:t>CE VEI OBTINE: dictionar complet al setului, cardinalitatea fiecarei coloane, harta categoriilor, baza pentru clasificare (C06).</w:t>
       </w:r>
     </w:p>
     <w:p>

--- a/c05/FILM-Excel-05-Dictionar.docx
+++ b/c05/FILM-Excel-05-Dictionar.docx
@@ -8,7 +8,7 @@
           <w:b/>
           <w:sz w:val="44"/>
         </w:rPr>
-        <w:t>FILM · C05 CLASIFICAREA DATELOR</w:t>
+        <w:t>FILM · C05 DICȚIONARUL DATELOR</w:t>
       </w:r>
     </w:p>
     <w:p>
@@ -540,7 +540,7 @@
           <w:rFonts w:ascii="Calibri" w:hAnsi="Calibri"/>
           <w:sz w:val="20"/>
         </w:rPr>
-        <w:t>Construcția 05 CLASIFICAREA DATELOR preia tabelul predat de construcția precedentă. C04 a normalizat tabelul. C05 transformă tabelul curat într-un teritoriu pe care îl poți enumera: câte etichete distincte pe coloană, dicționarul exhaustiv, granularitatea atomică, tipologia coloanelor (cardinalitate mică vs mare).</w:t>
+        <w:t>Construcția 05 DICȚIONARUL DATELOR preia tabelul predat de construcția precedentă. C04 a normalizat tabelul. C05 transformă tabelul curat într-un teritoriu pe care îl poți enumera: câte etichete distincte pe coloană, dicționarul exhaustiv, granularitatea atomică, tipologia coloanelor (cardinalitate mică vs mare).</w:t>
       </w:r>
     </w:p>
     <w:p>
@@ -751,7 +751,7 @@
           <w:rFonts w:ascii="Calibri" w:hAnsi="Calibri"/>
           <w:sz w:val="20"/>
         </w:rPr>
-        <w:t>top-3 clienti = 97.5% din volum (Pareto)</w:t>
+        <w:t>top-3 clienti domina volumul (Pareto)</w:t>
       </w:r>
     </w:p>
     <w:p>
@@ -1476,7 +1476,7 @@
           <w:rFonts w:ascii="Calibri" w:hAnsi="Calibri"/>
           <w:sz w:val="20"/>
         </w:rPr>
-        <w:t>AGGREGATE / formule de verificare confirma martorul dupa transformare.</w:t>
+        <w:t>COUNTA(UNIQUE()) si COUNTIF confirma cardinalitatile si frecventele dupa profilare.</w:t>
       </w:r>
     </w:p>
     <w:p>
@@ -1689,7 +1689,7 @@
           <w:rFonts w:ascii="Calibri" w:hAnsi="Calibri"/>
           <w:sz w:val="20"/>
         </w:rPr>
-        <w:t>Power Query stabilizeaza fluxul. Refresh All re-aplica transformarile.</w:t>
+        <w:t>Formule dinamice (UNIQUE, COUNTA(UNIQUE()), COUNTIF) recalculeaza automat la fiecare valoare noua.</w:t>
       </w:r>
     </w:p>
     <w:p>
@@ -2102,7 +2102,7 @@
           <w:rFonts w:ascii="Calibri" w:hAnsi="Calibri"/>
           <w:sz w:val="20"/>
         </w:rPr>
-        <w:t>Pack 02 Excel · Constructia 05 CLASIFICAREA DATELOR.</w:t>
+        <w:t>Pack 02 Excel · Constructia 05 DICȚIONARUL DATELOR.</w:t>
       </w:r>
     </w:p>
     <w:p>

--- a/c05/FILM-Excel-05-Dictionar.docx
+++ b/c05/FILM-Excel-05-Dictionar.docx
@@ -164,7 +164,7 @@
           <w:rFonts w:ascii="Calibri" w:hAnsi="Calibri"/>
           <w:sz w:val="20"/>
         </w:rPr>
-        <w:t>Un set cunoscut. Apoi orice decizie.</w:t>
+        <w:t>Un set cunoscut. Apoi orice întrebare.</w:t>
       </w:r>
     </w:p>
     <w:p>

--- a/c05/FILM-Excel-05-Dictionar.docx
+++ b/c05/FILM-Excel-05-Dictionar.docx
@@ -20,7 +20,7 @@
           <w:rFonts w:ascii="Calibri" w:hAnsi="Calibri"/>
           <w:sz w:val="20"/>
         </w:rPr>
-        <w:t>Pack 02 Excel · Treapta corespunzatoare · Constructia 05 din 20</w:t>
+        <w:t>Pack 02 Excel · Treapta corespunzătoare · Construcția 05 din 20</w:t>
       </w:r>
     </w:p>
     <w:p>
@@ -116,7 +116,7 @@
           <w:rFonts w:ascii="Calibri" w:hAnsi="Calibri"/>
           <w:sz w:val="20"/>
         </w:rPr>
-        <w:t>Nu privim tabelul. Il interogam.</w:t>
+        <w:t>Nu privim tabelul. Îl interogăm.</w:t>
       </w:r>
     </w:p>
     <w:p>
@@ -179,22 +179,22 @@
     </w:p>
     <w:p>
       <w:r>
-        <w:t>BOMBA (idee dominanta): Tabelul este curat. Dar stim ce contine?</w:t>
+        <w:t>BOMBA (idee dominantă): Tabelul este curat. Dar știm ce conține?</w:t>
       </w:r>
     </w:p>
     <w:p>
       <w:r>
-        <w:t>SUNA CUNOSCUT (recunoastere): Lucrezi cu un set predat ca fiind curat. Si totusi: iei decizii pe categorii pe care nu le-ai numarat, presupui ce valori exista intr-o coloana, afli de o eticheta noua abia cand strica un raport.</w:t>
+        <w:t>SUNĂ CUNOSCUT (recunoaștere): Lucrezi cu un set predat ca fiind curat. Și totuși: iei decizii pe categorii pe care nu le-ai numărat, presupui ce valori există într-o coloană, afli de o etichetă nouă abia când strică un raport.</w:t>
       </w:r>
     </w:p>
     <w:p>
       <w:r>
-        <w:t>GRESEALA CLASICA: Oamenii presupun ce contine setul. Profesionistii il enumera.</w:t>
+        <w:t>GREȘEALA CLASICĂ: Oamenii presupun ce conține setul. Profesioniștii îl enumeră.</w:t>
       </w:r>
     </w:p>
     <w:p>
       <w:r>
-        <w:t>AHA (varf): Nu cunosti un set pana nu il poti enumera.</w:t>
+        <w:t>AHA (vârf): Nu cunoști un set până nu îl poți enumera.</w:t>
       </w:r>
     </w:p>
     <w:p>
@@ -589,7 +589,7 @@
           <w:rFonts w:ascii="Calibri" w:hAnsi="Calibri"/>
           <w:sz w:val="20"/>
         </w:rPr>
-        <w:t>Audit + executie controlata. Raporteaza ce vede, aplica transformari cerute explicit de noi.</w:t>
+        <w:t>Interogare + execuție controlată. Raportează ce vede, aplică transformări cerute explicit de noi.</w:t>
       </w:r>
     </w:p>
     <w:p>
@@ -614,7 +614,7 @@
           <w:rFonts w:ascii="Calibri" w:hAnsi="Calibri"/>
           <w:sz w:val="20"/>
         </w:rPr>
-        <w:t>Furnizeaza unelte native pentru audit si transformare. Conserva sumele intre input si output.</w:t>
+        <w:t>Furnizează unelte native pentru interogare și profilare. Conservă sumele între input și output.</w:t>
       </w:r>
     </w:p>
     <w:p>

--- a/c05/FILM-Excel-05-Dictionar.docx
+++ b/c05/FILM-Excel-05-Dictionar.docx
@@ -862,7 +862,7 @@
           <w:rFonts w:ascii="Calibri" w:hAnsi="Calibri"/>
           <w:sz w:val="20"/>
         </w:rPr>
-        <w:t>Recunoastere si control. Nu inventam, urmarim fenomenul.</w:t>
+        <w:t>Curiozitate disciplinată. Avem un tabel curat, dar încă necunoscut.</w:t>
       </w:r>
     </w:p>
     <w:p>
@@ -888,7 +888,7 @@
           <w:i/>
           <w:sz w:val="20"/>
         </w:rPr>
-        <w:t>„Etapa 1: realitate. Nu construim mai mult decat e necesar."</w:t>
+        <w:t>„Etapa 1: realitate. Tabelul e curat, dar nu știm încă din ce e făcut. Pornim inventarul.”</w:t>
       </w:r>
     </w:p>
     <w:p>
@@ -913,7 +913,7 @@
           <w:rFonts w:ascii="Calibri" w:hAnsi="Calibri"/>
           <w:sz w:val="20"/>
         </w:rPr>
-        <w:t>Pe ecran: actiunile concrete ale etapei 1. Cursorul navigheaza, AI raporteaza, datele se schimba controlat.</w:t>
+        <w:t>Pe ecran: deschidem setul predat de C4 și parcurgem coloanele una câte una, fără să atingem nimic.</w:t>
       </w:r>
     </w:p>
     <w:p>
@@ -938,7 +938,7 @@
           <w:rFonts w:ascii="Calibri" w:hAnsi="Calibri"/>
           <w:sz w:val="20"/>
         </w:rPr>
-        <w:t>AI propune, noi confirmam. Niciun pas neexplicit.</w:t>
+        <w:t>AI-ul descrie ce vede în fiecare coloană. Noi cerem inventarul, el îl raportează.</w:t>
       </w:r>
     </w:p>
     <w:p>
@@ -963,7 +963,7 @@
           <w:rFonts w:ascii="Calibri" w:hAnsi="Calibri"/>
           <w:sz w:val="20"/>
         </w:rPr>
-        <w:t>Confirmam martorul: 'Etapa 1 confirmata. Predam mai departe.'</w:t>
+        <w:t>Fixăm martorul: numărul de coloane și suma de control. „Set deschis. Începem profilarea.”</w:t>
       </w:r>
     </w:p>
     <w:p>
@@ -988,7 +988,7 @@
           <w:rFonts w:ascii="Calibri" w:hAnsi="Calibri"/>
           <w:sz w:val="20"/>
         </w:rPr>
-        <w:t>Pe ecran: efectul etapei 1 vizibil. Fenomenul recunoscut, transformat sau verificat.</w:t>
+        <w:t>Pe ecran: setul întreg, cu fiecare coloană așteptând să fie enumerată.</w:t>
       </w:r>
     </w:p>
     <w:p>
@@ -1075,7 +1075,7 @@
           <w:rFonts w:ascii="Calibri" w:hAnsi="Calibri"/>
           <w:sz w:val="20"/>
         </w:rPr>
-        <w:t>Recunoastere si control. Nu inventam, urmarim fenomenul.</w:t>
+        <w:t>Atenție la detaliu. Fiecare coloană își spune cardinalitatea.</w:t>
       </w:r>
     </w:p>
     <w:p>
@@ -1101,7 +1101,7 @@
           <w:i/>
           <w:sz w:val="20"/>
         </w:rPr>
-        <w:t>„Etapa 2: investigatie. Nu construim mai mult decat e necesar."</w:t>
+        <w:t>„Etapa 2: investigație. Numărăm câte valori distincte trăiește fiecare coloană. Așa se naște dicționarul.”</w:t>
       </w:r>
     </w:p>
     <w:p>
@@ -1126,7 +1126,7 @@
           <w:rFonts w:ascii="Calibri" w:hAnsi="Calibri"/>
           <w:sz w:val="20"/>
         </w:rPr>
-        <w:t>Pe ecran: actiunile concrete ale etapei 2. Cursorul navigheaza, AI raporteaza, datele se schimba controlat.</w:t>
+        <w:t>Pe ecran: AI-ul enumeră valorile distincte pe client, pe produs, pe cantitate; 15 clienți, 4 categorii, 13 produse.</w:t>
       </w:r>
     </w:p>
     <w:p>
@@ -1151,7 +1151,7 @@
           <w:rFonts w:ascii="Calibri" w:hAnsi="Calibri"/>
           <w:sz w:val="20"/>
         </w:rPr>
-        <w:t>AI propune, noi confirmam. Niciun pas neexplicit.</w:t>
+        <w:t>AI-ul nu presupune. Enumeră atributele pe care noi nu le număraserăm niciodată.</w:t>
       </w:r>
     </w:p>
     <w:p>
@@ -1176,7 +1176,7 @@
           <w:rFonts w:ascii="Calibri" w:hAnsi="Calibri"/>
           <w:sz w:val="20"/>
         </w:rPr>
-        <w:t>Confirmam martorul: 'Etapa 2 confirmata. Predam mai departe.'</w:t>
+        <w:t>Confirmăm: fiecare cardinalitate raportată corespunde coloanei. „Profil ridicat. Mergem mai departe.”</w:t>
       </w:r>
     </w:p>
     <w:p>
@@ -1201,7 +1201,7 @@
           <w:rFonts w:ascii="Calibri" w:hAnsi="Calibri"/>
           <w:sz w:val="20"/>
         </w:rPr>
-        <w:t>Pe ecran: efectul etapei 2 vizibil. Fenomenul recunoscut, transformat sau verificat.</w:t>
+        <w:t>Pe ecran: profilul descriptiv al fiecărei coloane, vizibil pentru prima dată.</w:t>
       </w:r>
     </w:p>
     <w:p>
@@ -1288,7 +1288,7 @@
           <w:rFonts w:ascii="Calibri" w:hAnsi="Calibri"/>
           <w:sz w:val="20"/>
         </w:rPr>
-        <w:t>Recunoastere si control. Nu inventam, urmarim fenomenul.</w:t>
+        <w:t>Construcție calmă. Ridicăm dicționarul, fără să ștergem nimic.</w:t>
       </w:r>
     </w:p>
     <w:p>
@@ -1314,7 +1314,7 @@
           <w:i/>
           <w:sz w:val="20"/>
         </w:rPr>
-        <w:t>„Etapa 3: transformare. Nu construim mai mult decat e necesar."</w:t>
+        <w:t>„Etapa 3: transformare. Strângem valorile distincte într-un dicționar complet al setului.”</w:t>
       </w:r>
     </w:p>
     <w:p>
@@ -1339,7 +1339,7 @@
           <w:rFonts w:ascii="Calibri" w:hAnsi="Calibri"/>
           <w:sz w:val="20"/>
         </w:rPr>
-        <w:t>Pe ecran: actiunile concrete ale etapei 3. Cursorul navigheaza, AI raporteaza, datele se schimba controlat.</w:t>
+        <w:t>Pe ecran: UNIQUE listează valorile, coloană cu coloană, într-un inventar exhaustiv.</w:t>
       </w:r>
     </w:p>
     <w:p>
@@ -1364,7 +1364,7 @@
           <w:rFonts w:ascii="Calibri" w:hAnsi="Calibri"/>
           <w:sz w:val="20"/>
         </w:rPr>
-        <w:t>AI propune, noi confirmam. Niciun pas neexplicit.</w:t>
+        <w:t>AI-ul propune structura dicționarului. Noi confirmăm fiecare coloană inclusă.</w:t>
       </w:r>
     </w:p>
     <w:p>
@@ -1389,7 +1389,7 @@
           <w:rFonts w:ascii="Calibri" w:hAnsi="Calibri"/>
           <w:sz w:val="20"/>
         </w:rPr>
-        <w:t>Confirmam martorul: 'Etapa 3 confirmata. Predam mai departe.'</w:t>
+        <w:t>Verificăm: niciun atribut nu lipsește din inventar. „Dicționar ridicat. Predăm la verificare.”</w:t>
       </w:r>
     </w:p>
     <w:p>
@@ -1414,7 +1414,7 @@
           <w:rFonts w:ascii="Calibri" w:hAnsi="Calibri"/>
           <w:sz w:val="20"/>
         </w:rPr>
-        <w:t>Pe ecran: efectul etapei 3 vizibil. Fenomenul recunoscut, transformat sau verificat.</w:t>
+        <w:t>Pe ecran: dicționarul setului, coloană lângă coloană, complet.</w:t>
       </w:r>
     </w:p>
     <w:p>
@@ -1501,7 +1501,7 @@
           <w:rFonts w:ascii="Calibri" w:hAnsi="Calibri"/>
           <w:sz w:val="20"/>
         </w:rPr>
-        <w:t>Recunoastere si control. Nu inventam, urmarim fenomenul.</w:t>
+        <w:t>Rigoare. O valoare presupusă nu este una confirmată.</w:t>
       </w:r>
     </w:p>
     <w:p>
@@ -1527,7 +1527,7 @@
           <w:i/>
           <w:sz w:val="20"/>
         </w:rPr>
-        <w:t>„Etapa 4: verificare. Nu construim mai mult decat e necesar."</w:t>
+        <w:t>„Etapa 4: verificare. COUNTA pe valori unice și COUNTIF confirmă fiecare cardinalitate din dicționar.”</w:t>
       </w:r>
     </w:p>
     <w:p>
@@ -1552,7 +1552,7 @@
           <w:rFonts w:ascii="Calibri" w:hAnsi="Calibri"/>
           <w:sz w:val="20"/>
         </w:rPr>
-        <w:t>Pe ecran: actiunile concrete ale etapei 4. Cursorul navigheaza, AI raporteaza, datele se schimba controlat.</w:t>
+        <w:t>Pe ecran: formulele numără din nou și pun față în față profilul cu setul real.</w:t>
       </w:r>
     </w:p>
     <w:p>
@@ -1577,7 +1577,7 @@
           <w:rFonts w:ascii="Calibri" w:hAnsi="Calibri"/>
           <w:sz w:val="20"/>
         </w:rPr>
-        <w:t>AI propune, noi confirmam. Niciun pas neexplicit.</w:t>
+        <w:t>AI-ul nu decide singur. Sistemul confirmă fiecare cardinalitate pe coloană.</w:t>
       </w:r>
     </w:p>
     <w:p>
@@ -1602,7 +1602,7 @@
           <w:rFonts w:ascii="Calibri" w:hAnsi="Calibri"/>
           <w:sz w:val="20"/>
         </w:rPr>
-        <w:t>Confirmam martorul: 'Etapa 4 confirmata. Predam mai departe.'</w:t>
+        <w:t>Reconciliem: cardinalitățile raportate sunt egale cu cele numărate. „Dicționar confirmat.”</w:t>
       </w:r>
     </w:p>
     <w:p>
@@ -1627,7 +1627,7 @@
           <w:rFonts w:ascii="Calibri" w:hAnsi="Calibri"/>
           <w:sz w:val="20"/>
         </w:rPr>
-        <w:t>Pe ecran: efectul etapei 4 vizibil. Fenomenul recunoscut, transformat sau verificat.</w:t>
+        <w:t>Pe ecran: fiecare coloană cu cardinalitatea ei dovedită, nu presupusă.</w:t>
       </w:r>
     </w:p>
     <w:p>
@@ -1714,7 +1714,7 @@
           <w:rFonts w:ascii="Calibri" w:hAnsi="Calibri"/>
           <w:sz w:val="20"/>
         </w:rPr>
-        <w:t>Recunoastere si control. Nu inventam, urmarim fenomenul.</w:t>
+        <w:t>Încredere. Un dicționar bun rămâne viu, nu înghețat.</w:t>
       </w:r>
     </w:p>
     <w:p>
@@ -1740,7 +1740,7 @@
           <w:i/>
           <w:sz w:val="20"/>
         </w:rPr>
-        <w:t>„Etapa 5: stabilizare. Nu construim mai mult decat e necesar."</w:t>
+        <w:t>„Etapa 5: stabilizare. Formulele dinamice rescriu inventarul singure la fiecare valoare nouă.”</w:t>
       </w:r>
     </w:p>
     <w:p>
@@ -1765,7 +1765,7 @@
           <w:rFonts w:ascii="Calibri" w:hAnsi="Calibri"/>
           <w:sz w:val="20"/>
         </w:rPr>
-        <w:t>Pe ecran: actiunile concrete ale etapei 5. Cursorul navigheaza, AI raporteaza, datele se schimba controlat.</w:t>
+        <w:t>Pe ecran: adăugăm o valoare nouă într-o coloană; UNIQUE și COUNTA o prind imediat în inventar.</w:t>
       </w:r>
     </w:p>
     <w:p>
@@ -1790,7 +1790,7 @@
           <w:rFonts w:ascii="Calibri" w:hAnsi="Calibri"/>
           <w:sz w:val="20"/>
         </w:rPr>
-        <w:t>AI propune, noi confirmam. Niciun pas neexplicit.</w:t>
+        <w:t>AI-ul leagă dicționarul de set, ca inventarul să nu rămână în urmă luna viitoare.</w:t>
       </w:r>
     </w:p>
     <w:p>
@@ -1815,7 +1815,7 @@
           <w:rFonts w:ascii="Calibri" w:hAnsi="Calibri"/>
           <w:sz w:val="20"/>
         </w:rPr>
-        <w:t>Confirmam martorul: 'Etapa 5 confirmata. Predam mai departe.'</w:t>
+        <w:t>Verificăm că inventarul s-a actualizat singur. „Dicționar viu. Rămâne legat de set.”</w:t>
       </w:r>
     </w:p>
     <w:p>
@@ -1840,7 +1840,7 @@
           <w:rFonts w:ascii="Calibri" w:hAnsi="Calibri"/>
           <w:sz w:val="20"/>
         </w:rPr>
-        <w:t>Pe ecran: efectul etapei 5 vizibil. Fenomenul recunoscut, transformat sau verificat.</w:t>
+        <w:t>Pe ecran: dicționarul care se rescrie singur când setul crește.</w:t>
       </w:r>
     </w:p>
     <w:p>
@@ -1927,7 +1927,7 @@
           <w:rFonts w:ascii="Calibri" w:hAnsi="Calibri"/>
           <w:sz w:val="20"/>
         </w:rPr>
-        <w:t>Recunoastere si control. Nu inventam, urmarim fenomenul.</w:t>
+        <w:t>Claritate. Setul nu mai e o masă de date; e un teritoriu enumerat.</w:t>
       </w:r>
     </w:p>
     <w:p>
@@ -1953,7 +1953,7 @@
           <w:i/>
           <w:sz w:val="20"/>
         </w:rPr>
-        <w:t>„Etapa 6: confirmare. Nu construim mai mult decat e necesar."</w:t>
+        <w:t>„Etapa 6: confirmare. Predăm dicționarul complet al setului mai departe.”</w:t>
       </w:r>
     </w:p>
     <w:p>
@@ -1978,7 +1978,7 @@
           <w:rFonts w:ascii="Calibri" w:hAnsi="Calibri"/>
           <w:sz w:val="20"/>
         </w:rPr>
-        <w:t>Pe ecran: actiunile concrete ale etapei 6. Cursorul navigheaza, AI raporteaza, datele se schimba controlat.</w:t>
+        <w:t>Pe ecran: setul cu dicționarul lui atașat, fiecare coloană descrisă, gata de predare.</w:t>
       </w:r>
     </w:p>
     <w:p>
@@ -2003,7 +2003,7 @@
           <w:rFonts w:ascii="Calibri" w:hAnsi="Calibri"/>
           <w:sz w:val="20"/>
         </w:rPr>
-        <w:t>AI propune, noi confirmam. Niciun pas neexplicit.</w:t>
+        <w:t>AI-ul rezumă inventarul final. Noi confirmăm că fiecare coloană e descrisă.</w:t>
       </w:r>
     </w:p>
     <w:p>
@@ -2028,7 +2028,7 @@
           <w:rFonts w:ascii="Calibri" w:hAnsi="Calibri"/>
           <w:sz w:val="20"/>
         </w:rPr>
-        <w:t>Confirmam martorul: 'Etapa 6 confirmata. Predam mai departe.'</w:t>
+        <w:t>Închidem martorul: sumă conservată, dicționar complet. „Teritoriu cunoscut. Predăm mai departe.”</w:t>
       </w:r>
     </w:p>
     <w:p>
@@ -2053,7 +2053,7 @@
           <w:rFonts w:ascii="Calibri" w:hAnsi="Calibri"/>
           <w:sz w:val="20"/>
         </w:rPr>
-        <w:t>Pe ecran: efectul etapei 6 vizibil. Fenomenul recunoscut, transformat sau verificat.</w:t>
+        <w:t>Pe ecran: setul predat ca teritoriu enumerat, nu ca tabel necunoscut.</w:t>
       </w:r>
     </w:p>
     <w:p>
